--- a/SCADA-Line-Monitor_3/parts/03_Глава1_SCADA_системы.docx
+++ b/SCADA-Line-Monitor_3/parts/03_Глава1_SCADA_системы.docx
@@ -54,23 +54,6 @@
           <w:sz w:val="28"/>
         </w:rPr>
         <w:t>Системы диспетчерского управления и сбора данных (SCADA — Supervisory Control and Data Acquisition) представляют собой программно-аппаратные комплексы, предназначенные для автоматизированного мониторинга и управления технологическими процессами в режиме реального времени. В электроэнергетике SCADA-системы выполняют ключевую роль, обеспечивая централизованный контроль состояния электрической сети, управление коммутационными аппаратами и оперативное реагирование на аварийные ситуации [1].</w:t>
-      </w:r>
-    </w:p>
-    <w:p>
-      <w:pPr>
-        <w:spacing w:before="0" w:after="0" w:line="360" w:lineRule="auto"/>
-        <w:ind w:firstLine="709"/>
-        <w:jc w:val="both"/>
-      </w:pPr>
-      <w:r>
-        <w:rPr>
-          <w:rFonts w:ascii="Times New Roman" w:hAnsi="Times New Roman"/>
-          <w:b w:val="0"/>
-          <w:i w:val="0"/>
-          <w:color w:val="000000"/>
-          <w:sz w:val="28"/>
-        </w:rPr>
-        <w:t>История развития систем телемеханики и диспетчерского управления в электроэнергетике насчитывает более семидесяти лет. Первые системы телемеханики, появившиеся в 1950–1960-х годах, обеспечивали лишь базовые функции телесигнализации и телеизмерений с использованием аналоговых каналов связи. Переход на цифровые технологии в 1980–1990-х годах привёл к появлению первых SCADA-систем, работающих на базе персональных компьютеров и локальных вычислительных сетей. Современные SCADA-системы представляют собой распределённые программные платформы с веб-интерфейсами, поддержкой множества протоколов телемеханики и возможностями интеграции с корпоративными информационными системами [2].</w:t>
       </w:r>
     </w:p>
     <w:p>
@@ -310,57 +293,6 @@
           <w:color w:val="000000"/>
           <w:sz w:val="28"/>
         </w:rPr>
-        <w:t>Важным аспектом функционирования SCADA-систем является обеспечение информационной безопасности. В соответствии с требованиями Федерального закона № 187-ФЗ «О безопасности критической информационной инфраструктуры Российской Федерации» и приказами ФСТЭК России, системы управления объектами электроэнергетики относятся к значимым объектам критической информационной инфраструктуры и подлежат обязательной категорированию и защите. SCADA-системы должны обеспечивать разграничение доступа, аутентификацию пользователей, шифрование каналов связи и протоколирование всех действий оперативного персонала [4].</w:t>
-      </w:r>
-    </w:p>
-    <w:p>
-      <w:pPr>
-        <w:spacing w:before="0" w:after="0" w:line="360" w:lineRule="auto"/>
-        <w:ind w:firstLine="709"/>
-        <w:jc w:val="both"/>
-      </w:pPr>
-      <w:r>
-        <w:rPr>
-          <w:rFonts w:ascii="Times New Roman" w:hAnsi="Times New Roman"/>
-          <w:b w:val="0"/>
-          <w:i w:val="0"/>
-          <w:color w:val="000000"/>
-          <w:sz w:val="28"/>
-        </w:rPr>
-        <w:t>Эволюция систем диспетчерского управления в электроэнергетике может быть условно разделена на четыре поколения. Первое поколение (1960–1970-е годы) представляло собой аналоговые системы телемеханики на базе релейных и полупроводниковых элементов, использовавших выделенные проводные каналы связи для передачи телеизмерений и телесигналов. Информация отображалась на диспетчерских щитах с помощью стрелочных приборов и световых индикаторов. Второе поколение (1980-е годы) характеризуется появлением микропроцессорных устройств телемеханики и первых программных SCADA-систем, работавших на базе мини-компьютеров. Третье поколение (1990–2000-е годы) связано с переходом на персональные компьютеры, локальные вычислительные сети и стандартные операционные системы (Windows, Unix), что значительно расширило функциональные возможности и упростило обслуживание систем. Четвёртое, современное поколение (с 2010-х годов) отличается применением веб-технологий, облачных платформ, промышленного Интернета вещей (IIoT) и элементов искусственного интеллекта для предиктивной аналитики.</w:t>
-      </w:r>
-    </w:p>
-    <w:p>
-      <w:pPr>
-        <w:spacing w:before="0" w:after="0" w:line="360" w:lineRule="auto"/>
-        <w:ind w:firstLine="709"/>
-        <w:jc w:val="both"/>
-      </w:pPr>
-      <w:r>
-        <w:rPr>
-          <w:rFonts w:ascii="Times New Roman" w:hAnsi="Times New Roman"/>
-          <w:b w:val="0"/>
-          <w:i w:val="0"/>
-          <w:color w:val="000000"/>
-          <w:sz w:val="28"/>
-        </w:rPr>
-        <w:t>Отдельного внимания заслуживает роль SCADA-систем в обеспечении энергетической безопасности государства. В соответствии с Доктриной энергетической безопасности Российской Федерации, утверждённой Указом Президента от 13.05.2019 № 216, одним из ключевых факторов обеспечения энергетической безопасности является поддержание надёжного и устойчивого функционирования энергетической инфраструктуры, что невозможно без развитых систем мониторинга и диспетчерского управления.</w:t>
-      </w:r>
-    </w:p>
-    <w:p>
-      <w:pPr>
-        <w:spacing w:before="0" w:after="0" w:line="360" w:lineRule="auto"/>
-        <w:ind w:firstLine="709"/>
-        <w:jc w:val="both"/>
-      </w:pPr>
-      <w:r>
-        <w:rPr>
-          <w:rFonts w:ascii="Times New Roman" w:hAnsi="Times New Roman"/>
-          <w:b w:val="0"/>
-          <w:i w:val="0"/>
-          <w:color w:val="000000"/>
-          <w:sz w:val="28"/>
-        </w:rPr>
         <w:t>В контексте стандартизации следует отметить, что архитектура современных SCADA-систем в электроэнергетике определяется рядом международных стандартов. Стандарт МЭК 61968/61970 (CIM — Common Information Model) определяет общую информационную модель электрической сети, обеспечивающую интероперабельность между различными информационными системами энергетического предприятия. Стандарт МЭК 62351 определяет требования к информационной безопасности систем управления электроэнергетическими объектами. Стандарт МЭК 61850 определяет архитектуру систем автоматизации подстанций, включая модели данных, протоколы связи и требования к конфигурированию.</w:t>
       </w:r>
     </w:p>
@@ -378,7 +310,7 @@
           <w:color w:val="000000"/>
           <w:sz w:val="28"/>
         </w:rPr>
-        <w:t>Рассмотрим более подробно архитектурные компоненты типичной SCADA-системы для электроэнергетики. Современная SCADA-система включает следующие основные подсистемы: подсистема сбора данных (Data Acquisition Subsystem), подсистема обработки и хранения данных (Data Processing and Storage Subsystem), подсистема визуализации и операторского интерфейса (HMI Subsystem), подсистема управления (Control Subsystem), подсистема сигнализации и событий (Alarm and Event Subsystem), подсистема отчётности (Reporting Subsystem) и подсистема обеспечения информационной безопасности (Security Subsystem).</w:t>
+        <w:t>Современная SCADA-система включает следующие основные подсистемы: подсистема сбора данных (Data Acquisition Subsystem), подсистема обработки и хранения данных (Data Processing and Storage Subsystem), подсистема визуализации и операторского интерфейса (HMI Subsystem), подсистема управления (Control Subsystem), подсистема сигнализации и событий (Alarm and Event Subsystem), подсистема отчётности (Reporting Subsystem) и подсистема обеспечения информационной безопасности (Security Subsystem).</w:t>
       </w:r>
     </w:p>
     <w:p>
@@ -2208,58 +2140,7 @@
           <w:color w:val="000000"/>
           <w:sz w:val="28"/>
         </w:rPr>
-        <w:t>Помимо перечисленных систем, на российском рынке присутствуют и другие SCADA-платформы: Trace Mode (AdAstrA), LabView DSC (National Instruments), Wonderware (Schneider Electric), iFIX (GE Digital). Однако большинство из них являются зарубежными разработками и не включены в реестр отечественного ПО, что ограничивает их применение в организациях с государственным участием.</w:t>
-      </w:r>
-    </w:p>
-    <w:p>
-      <w:pPr>
-        <w:spacing w:before="0" w:after="0" w:line="360" w:lineRule="auto"/>
-        <w:ind w:firstLine="709"/>
-        <w:jc w:val="both"/>
-      </w:pPr>
-      <w:r>
-        <w:rPr>
-          <w:rFonts w:ascii="Times New Roman" w:hAnsi="Times New Roman"/>
-          <w:b w:val="0"/>
-          <w:i w:val="0"/>
-          <w:color w:val="000000"/>
-          <w:sz w:val="28"/>
-        </w:rPr>
-        <w:t>Важным аспектом выбора SCADA-платформы для распределительных сетей является поддержка работы в условиях ограниченной полосы пропускания каналов связи. Монолитные системы, такие как ранние версии WinCC, требуют постоянного высокоскоростного соединения между серверной и клиентской частями, что делает их малопригодными для территориально распределённых объектов. Распределённые системы, напротив, способны функционировать в условиях периодического разрыва связи за счёт локального буферирования данных на уровне контроллеров и концентраторов. Современные веб-ориентированные платформы обеспечивают компромисс между функциональностью и требованиями к каналу связи, используя механизмы компрессии трафика и асинхронной передачи данных.</w:t>
-      </w:r>
-    </w:p>
-    <w:p>
-      <w:pPr>
-        <w:spacing w:before="0" w:after="0" w:line="360" w:lineRule="auto"/>
-        <w:ind w:firstLine="709"/>
-        <w:jc w:val="both"/>
-      </w:pPr>
-      <w:r>
-        <w:rPr>
-          <w:rFonts w:ascii="Times New Roman" w:hAnsi="Times New Roman"/>
-          <w:b w:val="0"/>
-          <w:i w:val="0"/>
-          <w:color w:val="000000"/>
-          <w:sz w:val="28"/>
-        </w:rPr>
         <w:t>Анализ существующих внедрений SCADA-систем в российских электросетевых компаниях показывает, что наиболее широкое распространение получили платформы Siemens WinCC и отечественная разработка MasterSCADA. По данным ПАО «Россети», на конец 2023 года системой WinCC оснащены около 35 процентов автоматизированных подстанций, MasterSCADA — около 25 процентов, прочие платформы (включая ClearSCADA, ЭНТЕК и собственные разработки) занимают оставшиеся 40 процентов рынка. При этом на уровне распределительных сетей 6–10 кВ доля автоматизированных участков остаётся крайне низкой — менее 10 процентов от общего числа линий оснащены системами удалённого мониторинга.</w:t>
-      </w:r>
-    </w:p>
-    <w:p>
-      <w:pPr>
-        <w:spacing w:before="0" w:after="0" w:line="360" w:lineRule="auto"/>
-        <w:ind w:firstLine="709"/>
-        <w:jc w:val="both"/>
-      </w:pPr>
-      <w:r>
-        <w:rPr>
-          <w:rFonts w:ascii="Times New Roman" w:hAnsi="Times New Roman"/>
-          <w:b w:val="0"/>
-          <w:i w:val="0"/>
-          <w:color w:val="000000"/>
-          <w:sz w:val="28"/>
-        </w:rPr>
-        <w:t>Тенденция к переходу на микросервисную архитектуру SCADA-систем обусловлена необходимостью обеспечения горизонтальной масштабируемости и отказоустойчивости. В отличие от монолитных решений, где выход из строя центрального сервера приводит к полной потере управления, микросервисная архитектура позволяет распределить функциональность между независимыми компонентами. Каждый микросервис отвечает за конкретную функцию (сбор данных, обработка алармов, визуализация, архивирование) и может быть развёрнут на отдельном вычислительном узле. Такой подход существенно упрощает процедуры обновления и масштабирования системы, а также повышает её устойчивость к единичным отказам.</w:t>
       </w:r>
     </w:p>
     <w:p>
@@ -2679,7 +2560,7 @@
           <w:color w:val="000000"/>
           <w:sz w:val="28"/>
         </w:rPr>
-        <w:t>Отдельного внимания заслуживает вопрос организации электропитания оборудования автоматизации на ВЛ 6–10 кВ. Контроллеры реклоузеров и коммуникационное оборудование требуют надёжного электропитания для обеспечения непрерывной работы системы мониторинга. Основным источником питания является собственно контролируемая линия 6–10 кВ через встроенный в реклоузер трансформатор напряжения. При обесточении линии (что является типичной ситуацией при аварии) электропитание обеспечивается встроенной аккумуляторной батареей. Современные реклоузеры оснащаются герметичными необслуживаемыми аккумуляторами ёмкостью от 7 до 26 А·ч, обеспечивающими автономную работу от 8 до 72 часов в зависимости от конфигурации и температуры окружающей среды.</w:t>
+        <w:t>вопрос организации электропитания оборудования автоматизации на ВЛ 6–10 кВ. Контроллеры реклоузеров и коммуникационное оборудование требуют надёжного электропитания для обеспечения непрерывной работы системы мониторинга. Основным источником питания является собственно контролируемая линия 6–10 кВ через встроенный в реклоузер трансформатор напряжения. При обесточении линии (что является типичной ситуацией при аварии) электропитание обеспечивается встроенной аккумуляторной батареей. Современные реклоузеры оснащаются герметичными необслуживаемыми аккумуляторами ёмкостью от 7 до 26 А·ч, обеспечивающими автономную работу от 8 до 72 часов в зависимости от конфигурации и температуры окружающей среды.</w:t>
       </w:r>
     </w:p>
     <w:p>
@@ -2713,7 +2594,7 @@
           <w:color w:val="000000"/>
           <w:sz w:val="28"/>
         </w:rPr>
-        <w:t>Следует также отметить проблему электромагнитной совместимости (ЭМС) оборудования автоматизации на ВЛ 6–10 кВ. Контроллеры реклоузеров и коммуникационное оборудование работают в непосредственной близости от высоковольтного оборудования и подвергаются воздействию мощных электромагнитных помех: коммутационных перенапряжений при включении и отключении нагрузки, грозовых перенапряжений, импульсных помех при работе устройств защиты. Оборудование должно соответствовать требованиям ЭМС по ГОСТ Р 51317 (устойчивость к электростатическим разрядам, радиочастотным помехам, импульсным помехам, колебаниям напряжения питания).</w:t>
+        <w:t>проблему электромагнитной совместимости (ЭМС) оборудования автоматизации на ВЛ 6–10 кВ. Контроллеры реклоузеров и коммуникационное оборудование работают в непосредственной близости от высоковольтного оборудования и подвергаются воздействию мощных электромагнитных помех: коммутационных перенапряжений при включении и отключении нагрузки, грозовых перенапряжений, импульсных помех при работе устройств защиты. Оборудование должно соответствовать требованиям ЭМС по ГОСТ Р 51317 (устойчивость к электростатическим разрядам, радиочастотным помехам, импульсным помехам, колебаниям напряжения питания).</w:t>
       </w:r>
     </w:p>
     <w:p>
@@ -2957,7 +2838,92 @@
           <w:color w:val="000000"/>
           <w:sz w:val="28"/>
         </w:rPr>
-        <w:t>Помимо функциональных требований и требований к надёжности, к SCADA-системам для распределительных сетей предъявляются требования по эргономике и пользовательскому интерфейсу. Согласно стандарту ISA-101 и рекомендациям ГОСТ Р ИСО 9241, интерфейс диспетчера должен обеспечивать: ситуационную осведомлённость оператора (situation awareness) — возможность быстро оценить текущее состояние контролируемого объекта; иерархическую навигацию — переход от обзорных экранов к детальным; стандартизированную цветовую палитру в соответствии с МЭК 60073; минимизацию количества действий для выполнения типовых операций; поддержку нескольких мониторов на рабочем месте диспетчера.</w:t>
+        <w:t>Помимо функциональных требований и требований к надёжности, к SCADA-системам для распределительных сетей предъявляются требования по эргономике и пользовательскому интерфейсу. Согласно стандарту ISA-101 и рекомендациям ГОСТ Р ИСО 9241, интерфейс диспетчера должен обеспечивать:</w:t>
+      </w:r>
+    </w:p>
+    <w:p>
+      <w:pPr>
+        <w:spacing w:before="0" w:after="0" w:line="360" w:lineRule="auto"/>
+        <w:ind w:firstLine="709"/>
+        <w:jc w:val="both"/>
+      </w:pPr>
+      <w:pPr/>
+      <w:r>
+        <w:rPr>
+          <w:rFonts w:ascii="Times New Roman" w:hAnsi="Times New Roman" w:cs="Times New Roman"/>
+          <w:b w:val="0"/>
+          <w:i w:val="0"/>
+          <w:sz w:val="28"/>
+        </w:rPr>
+        <w:t>– ситуационную осведомлённость оператора (situation awareness) — возможность быстро оценить текущее состояние контролируемого объекта;</w:t>
+      </w:r>
+    </w:p>
+    <w:p>
+      <w:pPr>
+        <w:spacing w:before="0" w:after="0" w:line="360" w:lineRule="auto"/>
+        <w:ind w:firstLine="709"/>
+        <w:jc w:val="both"/>
+      </w:pPr>
+      <w:pPr/>
+      <w:r>
+        <w:rPr>
+          <w:rFonts w:ascii="Times New Roman" w:hAnsi="Times New Roman" w:cs="Times New Roman"/>
+          <w:b w:val="0"/>
+          <w:i w:val="0"/>
+          <w:sz w:val="28"/>
+        </w:rPr>
+        <w:t>– иерархическую навигацию — переход от обзорных экранов к детальным;</w:t>
+      </w:r>
+    </w:p>
+    <w:p>
+      <w:pPr>
+        <w:spacing w:before="0" w:after="0" w:line="360" w:lineRule="auto"/>
+        <w:ind w:firstLine="709"/>
+        <w:jc w:val="both"/>
+      </w:pPr>
+      <w:pPr/>
+      <w:r>
+        <w:rPr>
+          <w:rFonts w:ascii="Times New Roman" w:hAnsi="Times New Roman" w:cs="Times New Roman"/>
+          <w:b w:val="0"/>
+          <w:i w:val="0"/>
+          <w:sz w:val="28"/>
+        </w:rPr>
+        <w:t>– стандартизированную цветовую палитру в соответствии с МЭК 60073;</w:t>
+      </w:r>
+    </w:p>
+    <w:p>
+      <w:pPr>
+        <w:spacing w:before="0" w:after="0" w:line="360" w:lineRule="auto"/>
+        <w:ind w:firstLine="709"/>
+        <w:jc w:val="both"/>
+      </w:pPr>
+      <w:pPr/>
+      <w:r>
+        <w:rPr>
+          <w:rFonts w:ascii="Times New Roman" w:hAnsi="Times New Roman" w:cs="Times New Roman"/>
+          <w:b w:val="0"/>
+          <w:i w:val="0"/>
+          <w:sz w:val="28"/>
+        </w:rPr>
+        <w:t>– минимизацию количества действий для выполнения типовых операций;</w:t>
+      </w:r>
+    </w:p>
+    <w:p>
+      <w:pPr>
+        <w:spacing w:before="0" w:after="0" w:line="360" w:lineRule="auto"/>
+        <w:ind w:firstLine="709"/>
+        <w:jc w:val="both"/>
+      </w:pPr>
+      <w:pPr/>
+      <w:r>
+        <w:rPr>
+          <w:rFonts w:ascii="Times New Roman" w:hAnsi="Times New Roman" w:cs="Times New Roman"/>
+          <w:b w:val="0"/>
+          <w:i w:val="0"/>
+          <w:sz w:val="28"/>
+        </w:rPr>
+        <w:t>– поддержку нескольких мониторов на рабочем месте диспетчера.</w:t>
       </w:r>
     </w:p>
     <w:p>
@@ -2991,7 +2957,7 @@
           <w:color w:val="000000"/>
           <w:sz w:val="28"/>
         </w:rPr>
-        <w:t>Немаловажным требованием является обеспечение точной синхронизации времени между всеми элементами системы мониторинга. Для корректной привязки событий к временной шкале и анализа последовательности срабатывания защитных устройств необходима точность синхронизации не хуже 1 мс. Синхронизация осуществляется по протоколу NTP (Network Time Protocol) или PTP (Precision Time Protocol, IEEE 1588) с использованием серверов точного времени, синхронизированных по сигналам ГЛОНАСС/GPS.</w:t>
+        <w:t>Требование — обеспечение точной синхронизации времени между всеми элементами системы мониторинга. Для корректной привязки событий к временной шкале и анализа последовательности срабатывания защитных устройств необходима точность синхронизации не хуже 1 мс. Синхронизация осуществляется по протоколу NTP (Network Time Protocol) или PTP (Precision Time Protocol, IEEE 1588) с использованием серверов точного времени, синхронизированных по сигналам ГЛОНАСС/GPS.</w:t>
       </w:r>
     </w:p>
     <w:p>
